--- a/src/2G/variations_et_extremums/cours.docx
+++ b/src/2G/variations_et_extremums/cours.docx
@@ -216,7 +216,23 @@
           <w:rFonts w:eastAsiaTheme="minorEastAsia" w:cs="Arial"/>
           <w:color w:val="C00000"/>
         </w:rPr>
-        <w:t xml:space="preserve"> est </w:t>
+        <w:t xml:space="preserve"> </w:t>
+      </w:r>
+      <w:proofErr w:type="gramStart"/>
+      <w:r>
+        <w:rPr>
+          <w:rFonts w:eastAsiaTheme="minorEastAsia" w:cs="Arial"/>
+          <w:color w:val="C00000"/>
+        </w:rPr>
+        <w:t>est</w:t>
+      </w:r>
+      <w:proofErr w:type="gramEnd"/>
+      <w:r>
+        <w:rPr>
+          <w:rFonts w:eastAsiaTheme="minorEastAsia" w:cs="Arial"/>
+          <w:color w:val="C00000"/>
+        </w:rPr>
+        <w:t xml:space="preserve"> </w:t>
       </w:r>
       <w:r>
         <w:rPr>
@@ -612,7 +628,23 @@
           <w:rFonts w:eastAsiaTheme="minorEastAsia" w:cs="Arial"/>
           <w:color w:val="C00000"/>
         </w:rPr>
-        <w:t xml:space="preserve"> est </w:t>
+        <w:t xml:space="preserve"> </w:t>
+      </w:r>
+      <w:proofErr w:type="gramStart"/>
+      <w:r>
+        <w:rPr>
+          <w:rFonts w:eastAsiaTheme="minorEastAsia" w:cs="Arial"/>
+          <w:color w:val="C00000"/>
+        </w:rPr>
+        <w:t>est</w:t>
+      </w:r>
+      <w:proofErr w:type="gramEnd"/>
+      <w:r>
+        <w:rPr>
+          <w:rFonts w:eastAsiaTheme="minorEastAsia" w:cs="Arial"/>
+          <w:color w:val="C00000"/>
+        </w:rPr>
+        <w:t xml:space="preserve"> </w:t>
       </w:r>
       <w:r>
         <w:rPr>
@@ -1100,7 +1132,23 @@
           <w:rFonts w:eastAsiaTheme="minorEastAsia" w:cs="Arial"/>
           <w:color w:val="C00000"/>
         </w:rPr>
-        <w:t xml:space="preserve"> est </w:t>
+        <w:t xml:space="preserve"> </w:t>
+      </w:r>
+      <w:proofErr w:type="gramStart"/>
+      <w:r>
+        <w:rPr>
+          <w:rFonts w:eastAsiaTheme="minorEastAsia" w:cs="Arial"/>
+          <w:color w:val="C00000"/>
+        </w:rPr>
+        <w:t>est</w:t>
+      </w:r>
+      <w:proofErr w:type="gramEnd"/>
+      <w:r>
+        <w:rPr>
+          <w:rFonts w:eastAsiaTheme="minorEastAsia" w:cs="Arial"/>
+          <w:color w:val="C00000"/>
+        </w:rPr>
+        <w:t xml:space="preserve"> </w:t>
       </w:r>
       <w:r>
         <w:rPr>
@@ -2351,7 +2399,23 @@
           <w:rFonts w:eastAsiaTheme="minorEastAsia" w:cs="Arial"/>
           <w:color w:val="7030A0"/>
         </w:rPr>
-        <w:t xml:space="preserve"> est croissante sur </w:t>
+        <w:t xml:space="preserve"> </w:t>
+      </w:r>
+      <w:proofErr w:type="gramStart"/>
+      <w:r>
+        <w:rPr>
+          <w:rFonts w:eastAsiaTheme="minorEastAsia" w:cs="Arial"/>
+          <w:color w:val="7030A0"/>
+        </w:rPr>
+        <w:t>est</w:t>
+      </w:r>
+      <w:proofErr w:type="gramEnd"/>
+      <w:r>
+        <w:rPr>
+          <w:rFonts w:eastAsiaTheme="minorEastAsia" w:cs="Arial"/>
+          <w:color w:val="7030A0"/>
+        </w:rPr>
+        <w:t xml:space="preserve"> croissante sur </w:t>
       </w:r>
       <m:oMath>
         <m:r>
@@ -2409,7 +2473,23 @@
           <w:rFonts w:eastAsiaTheme="minorEastAsia" w:cs="Arial"/>
           <w:color w:val="7030A0"/>
         </w:rPr>
-        <w:t xml:space="preserve"> est décroissante car </w:t>
+        <w:t xml:space="preserve"> </w:t>
+      </w:r>
+      <w:proofErr w:type="gramStart"/>
+      <w:r>
+        <w:rPr>
+          <w:rFonts w:eastAsiaTheme="minorEastAsia" w:cs="Arial"/>
+          <w:color w:val="7030A0"/>
+        </w:rPr>
+        <w:t>est</w:t>
+      </w:r>
+      <w:proofErr w:type="gramEnd"/>
+      <w:r>
+        <w:rPr>
+          <w:rFonts w:eastAsiaTheme="minorEastAsia" w:cs="Arial"/>
+          <w:color w:val="7030A0"/>
+        </w:rPr>
+        <w:t xml:space="preserve"> décroissante car </w:t>
       </w:r>
       <m:oMath>
         <m:r>
@@ -2462,7 +2542,38 @@
           <w:rFonts w:cs="Arial"/>
           <w:color w:val="215868" w:themeColor="accent5" w:themeShade="80"/>
         </w:rPr>
-        <w:t xml:space="preserve"> a pour maximum </w:t>
+        <w:t xml:space="preserve"> </w:t>
+      </w:r>
+      <w:proofErr w:type="gramStart"/>
+      <w:r>
+        <w:rPr>
+          <w:rFonts w:cs="Arial"/>
+          <w:color w:val="215868" w:themeColor="accent5" w:themeShade="80"/>
+        </w:rPr>
+        <w:t>a</w:t>
+      </w:r>
+      <w:proofErr w:type="gramEnd"/>
+      <w:r>
+        <w:rPr>
+          <w:rFonts w:cs="Arial"/>
+          <w:color w:val="215868" w:themeColor="accent5" w:themeShade="80"/>
+        </w:rPr>
+        <w:t xml:space="preserve"> pour </w:t>
+      </w:r>
+      <w:r>
+        <w:rPr>
+          <w:rFonts w:cs="Arial"/>
+          <w:b/>
+          <w:color w:val="215868" w:themeColor="accent5" w:themeShade="80"/>
+        </w:rPr>
+        <w:t>maximum</w:t>
+      </w:r>
+      <w:r>
+        <w:rPr>
+          <w:rFonts w:cs="Arial"/>
+          <w:color w:val="215868" w:themeColor="accent5" w:themeShade="80"/>
+        </w:rPr>
+        <w:t xml:space="preserve"> </w:t>
       </w:r>
       <m:oMath>
         <m:r>
@@ -2528,7 +2639,7 @@
           <w:rFonts w:cs="Arial"/>
           <w:color w:val="215868" w:themeColor="accent5" w:themeShade="80"/>
         </w:rPr>
-        <w:t xml:space="preserve">  </w:t>
+        <w:t xml:space="preserve"> </w:t>
       </w:r>
       <w:r>
         <w:rPr>
@@ -2722,11 +2833,37 @@
           <w:rFonts w:cs="Arial"/>
           <w:color w:val="215868" w:themeColor="accent5" w:themeShade="80"/>
         </w:rPr>
-        <w:t xml:space="preserve"> a pour m</w:t>
-      </w:r>
-      <w:r>
-        <w:rPr>
-          <w:rFonts w:cs="Arial"/>
+        <w:t xml:space="preserve"> </w:t>
+      </w:r>
+      <w:proofErr w:type="gramStart"/>
+      <w:r>
+        <w:rPr>
+          <w:rFonts w:cs="Arial"/>
+          <w:color w:val="215868" w:themeColor="accent5" w:themeShade="80"/>
+        </w:rPr>
+        <w:t>a</w:t>
+      </w:r>
+      <w:proofErr w:type="gramEnd"/>
+      <w:r>
+        <w:rPr>
+          <w:rFonts w:cs="Arial"/>
+          <w:color w:val="215868" w:themeColor="accent5" w:themeShade="80"/>
+        </w:rPr>
+        <w:t xml:space="preserve"> pour </w:t>
+      </w:r>
+      <w:r>
+        <w:rPr>
+          <w:rFonts w:cs="Arial"/>
+          <w:b/>
+          <w:color w:val="215868" w:themeColor="accent5" w:themeShade="80"/>
+        </w:rPr>
+        <w:t>m</w:t>
+      </w:r>
+      <w:proofErr w:type="spellStart"/>
+      <w:r>
+        <w:rPr>
+          <w:rFonts w:cs="Arial"/>
+          <w:b/>
           <w:color w:val="215868" w:themeColor="accent5" w:themeShade="80"/>
         </w:rPr>
         <w:t>in</w:t>
@@ -2734,9 +2871,18 @@
       <w:r>
         <w:rPr>
           <w:rFonts w:cs="Arial"/>
-          <w:color w:val="215868" w:themeColor="accent5" w:themeShade="80"/>
-        </w:rPr>
-        <w:t xml:space="preserve">imum </w:t>
+          <w:b/>
+          <w:color w:val="215868" w:themeColor="accent5" w:themeShade="80"/>
+        </w:rPr>
+        <w:t>imum</w:t>
+      </w:r>
+      <w:proofErr w:type="spellEnd"/>
+      <w:r>
+        <w:rPr>
+          <w:rFonts w:cs="Arial"/>
+          <w:color w:val="215868" w:themeColor="accent5" w:themeShade="80"/>
+        </w:rPr>
+        <w:t xml:space="preserve"> </w:t>
       </w:r>
       <w:r>
         <w:rPr>
@@ -2786,7 +2932,7 @@
           <w:rFonts w:cs="Arial"/>
           <w:color w:val="215868" w:themeColor="accent5" w:themeShade="80"/>
         </w:rPr>
-        <w:t xml:space="preserve">  </w:t>
+        <w:t xml:space="preserve"> </w:t>
       </w:r>
       <w:r>
         <w:rPr>
@@ -2979,7 +3125,22 @@
           <w:rFonts w:eastAsiaTheme="minorEastAsia" w:cs="Arial"/>
           <w:color w:val="215868" w:themeColor="accent5" w:themeShade="80"/>
         </w:rPr>
-        <w:t xml:space="preserve"> Un extremum est un minimum ou un maximum.</w:t>
+        <w:t xml:space="preserve"> Un </w:t>
+      </w:r>
+      <w:r>
+        <w:rPr>
+          <w:rFonts w:eastAsiaTheme="minorEastAsia" w:cs="Arial"/>
+          <w:b/>
+          <w:color w:val="215868" w:themeColor="accent5" w:themeShade="80"/>
+        </w:rPr>
+        <w:t>extremum</w:t>
+      </w:r>
+      <w:r>
+        <w:rPr>
+          <w:rFonts w:eastAsiaTheme="minorEastAsia" w:cs="Arial"/>
+          <w:color w:val="215868" w:themeColor="accent5" w:themeShade="80"/>
+        </w:rPr>
+        <w:t xml:space="preserve"> est un minimum ou un maximum.</w:t>
       </w:r>
       <w:r>
         <w:rPr>

--- a/src/2G/variations_et_extremums/cours.docx
+++ b/src/2G/variations_et_extremums/cours.docx
@@ -1754,7 +1754,28 @@
                 <w:rFonts w:ascii="Cambria Math" w:eastAsiaTheme="minorEastAsia" w:hAnsi="Cambria Math" w:cs="Arial"/>
                 <w:color w:val="006600"/>
               </w:rPr>
-              <m:t>-1;2</m:t>
+              <m:t>-</m:t>
+            </m:r>
+            <m:r>
+              <w:rPr>
+                <w:rFonts w:ascii="Cambria Math" w:eastAsiaTheme="minorEastAsia" w:hAnsi="Cambria Math" w:cs="Arial"/>
+                <w:color w:val="006600"/>
+              </w:rPr>
+              <m:t>3</m:t>
+            </m:r>
+            <m:r>
+              <w:rPr>
+                <w:rFonts w:ascii="Cambria Math" w:eastAsiaTheme="minorEastAsia" w:hAnsi="Cambria Math" w:cs="Arial"/>
+                <w:color w:val="006600"/>
+              </w:rPr>
+              <m:t>;</m:t>
+            </m:r>
+            <m:r>
+              <w:rPr>
+                <w:rFonts w:ascii="Cambria Math" w:eastAsiaTheme="minorEastAsia" w:hAnsi="Cambria Math" w:cs="Arial"/>
+                <w:color w:val="006600"/>
+              </w:rPr>
+              <m:t>-1</m:t>
             </m:r>
           </m:e>
         </m:d>
@@ -2859,7 +2880,6 @@
         </w:rPr>
         <w:t>m</w:t>
       </w:r>
-      <w:proofErr w:type="spellStart"/>
       <w:r>
         <w:rPr>
           <w:rFonts w:cs="Arial"/>
@@ -2876,7 +2896,6 @@
         </w:rPr>
         <w:t>imum</w:t>
       </w:r>
-      <w:proofErr w:type="spellEnd"/>
       <w:r>
         <w:rPr>
           <w:rFonts w:cs="Arial"/>
@@ -3289,6 +3308,7 @@
         <w:docPartUnique/>
       </w:docPartObj>
     </w:sdtPr>
+    <w:sdtEndPr/>
     <w:sdtContent>
       <w:p>
         <w:pPr>
